--- a/03_ThuVien_BieuMau_Chuan/02_Mau_ThuyetMinh_BCNCKT_TKKT_BVTC/02_Mau_ThuyetMinh_TKKT_BVTC_CauDuong.docx
+++ b/03_ThuVien_BieuMau_Chuan/02_Mau_ThuyetMinh_BCNCKT_TKKT_BVTC/02_Mau_ThuyetMinh_TKKT_BVTC_CauDuong.docx
@@ -239,7 +239,7 @@
         <w:ind w:left="425"/>
       </w:pPr>
       <w:r>
-        <w:t>- 2.4. Tính toán và thiết kế chi tiết Kết cấu áo đường theo TCCS 38:2022/TCĐBVN (hoặc 22TCN 223-95 đối với BTXM)</w:t>
+        <w:t>- 2.4. Tính toán và thiết kế chi tiết Kết cấu áo đường theo TCCS 38:2022/TCĐBVN, TCCS 37:2022/TCĐBVN (hoặc TCCS 39:2022/TCĐBVN đối với mặt đường BTXM)</w:t>
       </w:r>
     </w:p>
     <w:p>
